--- a/Semestr 4/BioMed/Sprawozdanie_C2_pH.docx
+++ b/Semestr 4/BioMed/Sprawozdanie_C2_pH.docx
@@ -67,6 +67,7 @@
                 <w:lang w:val="pl-PL" w:eastAsia="pl-PL"/>
               </w:rPr>
             </w:pPr>
+            <w:proofErr w:type="spellStart"/>
             <w:r>
               <w:rPr>
                 <w:rFonts w:ascii="Times New Roman" w:eastAsia="Times New Roman" w:hAnsi="Times New Roman" w:cs="Times New Roman"/>
@@ -76,6 +77,7 @@
               </w:rPr>
               <w:t>WEAIiIB</w:t>
             </w:r>
+            <w:proofErr w:type="spellEnd"/>
           </w:p>
         </w:tc>
         <w:tc>
@@ -394,6 +396,7 @@
                 <w:lang w:val="pl-PL" w:eastAsia="pl-PL"/>
               </w:rPr>
             </w:pPr>
+            <w:proofErr w:type="spellStart"/>
             <w:r>
               <w:rPr>
                 <w:rFonts w:ascii="Times New Roman" w:eastAsia="Times New Roman" w:hAnsi="Times New Roman" w:cs="Times New Roman"/>
@@ -404,6 +407,7 @@
               </w:rPr>
               <w:t>pH</w:t>
             </w:r>
+            <w:proofErr w:type="spellEnd"/>
           </w:p>
         </w:tc>
         <w:tc>
@@ -910,6 +914,7 @@
                 <w:lang w:val="pl-PL" w:eastAsia="pl-PL"/>
               </w:rPr>
             </w:pPr>
+            <w:proofErr w:type="spellStart"/>
             <w:r>
               <w:rPr>
                 <w:rFonts w:ascii="Times New Roman" w:eastAsia="Times New Roman" w:hAnsi="Times New Roman" w:cs="Times New Roman"/>
@@ -917,7 +922,17 @@
                 <w:szCs w:val="24"/>
                 <w:lang w:val="pl-PL" w:eastAsia="pl-PL"/>
               </w:rPr>
-              <w:t>Mivhał Wojna</w:t>
+              <w:t>Mivhał</w:t>
+            </w:r>
+            <w:proofErr w:type="spellEnd"/>
+            <w:r>
+              <w:rPr>
+                <w:rFonts w:ascii="Times New Roman" w:eastAsia="Times New Roman" w:hAnsi="Times New Roman" w:cs="Times New Roman"/>
+                <w:sz w:val="20"/>
+                <w:szCs w:val="24"/>
+                <w:lang w:val="pl-PL" w:eastAsia="pl-PL"/>
+              </w:rPr>
+              <w:t xml:space="preserve"> Wojna</w:t>
             </w:r>
           </w:p>
         </w:tc>
@@ -952,19 +967,6 @@
     </w:tbl>
     <w:p>
       <w:pPr>
-        <w:spacing w:after="0"/>
-        <w:jc w:val="both"/>
-        <w:rPr>
-          <w:rFonts w:ascii="Times New Roman" w:eastAsia="Times New Roman" w:hAnsi="Times New Roman" w:cs="Times New Roman"/>
-          <w:sz w:val="20"/>
-          <w:szCs w:val="24"/>
-          <w:lang w:val="pl-PL" w:eastAsia="pl-PL"/>
-        </w:rPr>
-      </w:pPr>
-    </w:p>
-    <w:p>
-      <w:pPr>
-        <w:pStyle w:val="Nagwek2"/>
         <w:rPr>
           <w:lang w:val="pl-PL"/>
         </w:rPr>
@@ -972,7 +974,6 @@
     </w:p>
     <w:p>
       <w:pPr>
-        <w:pStyle w:val="Nagwek2"/>
         <w:rPr>
           <w:lang w:val="pl-PL"/>
         </w:rPr>
@@ -981,7 +982,21 @@
         <w:rPr>
           <w:lang w:val="pl-PL"/>
         </w:rPr>
-        <w:t>1. Cel ćwiczenia</w:t>
+        <w:t xml:space="preserve">Celem ćwiczenia jest zapoznanie się z aparaturą i metodologią pomiarów fizykochemicznych poprzez kalibrację i wykonanie pomiarów z użyciem </w:t>
+      </w:r>
+      <w:proofErr w:type="spellStart"/>
+      <w:r>
+        <w:rPr>
+          <w:lang w:val="pl-PL"/>
+        </w:rPr>
+        <w:t>pH</w:t>
+      </w:r>
+      <w:proofErr w:type="spellEnd"/>
+      <w:r>
+        <w:rPr>
+          <w:lang w:val="pl-PL"/>
+        </w:rPr>
+        <w:t>-metru, wykonanie pomiarów konduktometrycznych oraz pomiarów wiskozymetrycznych (lepkości) z dopasowaniem do modelu Arrheniusa-Guzmana.</w:t>
       </w:r>
     </w:p>
     <w:p>
@@ -994,34 +1009,49 @@
         <w:rPr>
           <w:lang w:val="pl-PL"/>
         </w:rPr>
-        <w:t>Celem ćwiczenia jest zapoznanie się z aparaturą i metodologią pomiarów fizykochemicznych poprzez kalibrację i wykonanie pomiarów z użyciem pH-metru, wykonanie pomiarów konduktometrycznych oraz pomiarów wiskozymetrycznych (lepkości) z dopasowaniem do modelu Arrheniusa-Guzmana.</w:t>
+        <w:t xml:space="preserve">1. Pomiary </w:t>
       </w:r>
-    </w:p>
-    <w:p>
-      <w:pPr>
-        <w:pStyle w:val="Nagwek2"/>
-        <w:rPr>
-          <w:lang w:val="pl-PL"/>
-        </w:rPr>
-      </w:pPr>
+      <w:proofErr w:type="spellStart"/>
       <w:r>
         <w:rPr>
           <w:lang w:val="pl-PL"/>
         </w:rPr>
-        <w:t>3. Krótki opis czynności</w:t>
+        <w:t>pH</w:t>
       </w:r>
-    </w:p>
-    <w:p>
-      <w:pPr>
-        <w:rPr>
-          <w:lang w:val="pl-PL"/>
-        </w:rPr>
-      </w:pPr>
+      <w:proofErr w:type="spellEnd"/>
       <w:r>
         <w:rPr>
           <w:lang w:val="pl-PL"/>
         </w:rPr>
-        <w:t>1. Pomiary pH: Przeprowadzono kalibrację pH-metru CRISON GLP 21+ z użyciem trzech buforów. Na tej podstawie wykreślono prostą kalibracyjną. Następnie zbadano próbki, notując ich temperaturę, potencjał oraz zmierzone pH.</w:t>
+        <w:t xml:space="preserve">: Przeprowadzono kalibrację </w:t>
+      </w:r>
+      <w:proofErr w:type="spellStart"/>
+      <w:r>
+        <w:rPr>
+          <w:lang w:val="pl-PL"/>
+        </w:rPr>
+        <w:t>pH</w:t>
+      </w:r>
+      <w:proofErr w:type="spellEnd"/>
+      <w:r>
+        <w:rPr>
+          <w:lang w:val="pl-PL"/>
+        </w:rPr>
+        <w:t xml:space="preserve">-metru CRISON GLP 21+ z użyciem trzech buforów. Na tej podstawie wykreślono prostą kalibracyjną. Następnie zbadano próbki, notując ich temperaturę, potencjał oraz zmierzone </w:t>
+      </w:r>
+      <w:proofErr w:type="spellStart"/>
+      <w:r>
+        <w:rPr>
+          <w:lang w:val="pl-PL"/>
+        </w:rPr>
+        <w:t>pH</w:t>
+      </w:r>
+      <w:proofErr w:type="spellEnd"/>
+      <w:r>
+        <w:rPr>
+          <w:lang w:val="pl-PL"/>
+        </w:rPr>
+        <w:t>.</w:t>
       </w:r>
     </w:p>
     <w:p>
@@ -1047,21 +1077,35 @@
         <w:rPr>
           <w:lang w:val="pl-PL"/>
         </w:rPr>
-        <w:t>3. Wiskozymetria: W zlewce w łaźni wodnej podgrzano olej do 70°C. Przy użyciu lepkościomierza Fungilab SMART rejestrowano lepkość kinematyczną oleju podczas stygnięcia w zakresie od 64.5°C do 57.5°C.</w:t>
+        <w:t xml:space="preserve">3. </w:t>
       </w:r>
-    </w:p>
-    <w:p>
-      <w:pPr>
-        <w:pStyle w:val="Nagwek2"/>
-        <w:rPr>
-          <w:lang w:val="pl-PL"/>
-        </w:rPr>
-      </w:pPr>
+      <w:proofErr w:type="spellStart"/>
       <w:r>
         <w:rPr>
           <w:lang w:val="pl-PL"/>
         </w:rPr>
-        <w:t>4. Wyniki pomiarów</w:t>
+        <w:t>Wiskozymetria</w:t>
+      </w:r>
+      <w:proofErr w:type="spellEnd"/>
+      <w:r>
+        <w:rPr>
+          <w:lang w:val="pl-PL"/>
+        </w:rPr>
+        <w:t xml:space="preserve">: W zlewce w łaźni wodnej podgrzano olej do 70°C. Przy użyciu lepkościomierza </w:t>
+      </w:r>
+      <w:proofErr w:type="spellStart"/>
+      <w:r>
+        <w:rPr>
+          <w:lang w:val="pl-PL"/>
+        </w:rPr>
+        <w:t>Fungilab</w:t>
+      </w:r>
+      <w:proofErr w:type="spellEnd"/>
+      <w:r>
+        <w:rPr>
+          <w:lang w:val="pl-PL"/>
+        </w:rPr>
+        <w:t xml:space="preserve"> SMART rejestrowano lepkość kinematyczną oleju podczas stygnięcia w zakresie od 64.5°C do 57.5°C.</w:t>
       </w:r>
     </w:p>
     <w:p>
@@ -1075,8 +1119,16 @@
         <w:rPr>
           <w:lang w:val="pl-PL"/>
         </w:rPr>
-        <w:t>4.1. Pomiary pH</w:t>
+        <w:t xml:space="preserve">Pomiary </w:t>
       </w:r>
+      <w:proofErr w:type="spellStart"/>
+      <w:r>
+        <w:rPr>
+          <w:lang w:val="pl-PL"/>
+        </w:rPr>
+        <w:t>pH</w:t>
+      </w:r>
+      <w:proofErr w:type="spellEnd"/>
     </w:p>
     <w:p>
       <w:pPr>
@@ -1088,7 +1140,63 @@
         <w:rPr>
           <w:lang w:val="pl-PL"/>
         </w:rPr>
-        <w:t>Krzywa kalibracyjna dla pH-metru CRISON GLP 21+ została wyznaczona z pomiarów napięcia dla wzorców 4.01, 7.00, 9.21. Z uwzględnieniem dokładności przyrządu (±0.005 pH) oraz błędu z regresji (Sy = 0.0655), wyliczono całkowitą niepewność standardową pomiarów (uc).</w:t>
+        <w:t xml:space="preserve">Krzywa kalibracyjna dla </w:t>
+      </w:r>
+      <w:proofErr w:type="spellStart"/>
+      <w:r>
+        <w:rPr>
+          <w:lang w:val="pl-PL"/>
+        </w:rPr>
+        <w:t>pH</w:t>
+      </w:r>
+      <w:proofErr w:type="spellEnd"/>
+      <w:r>
+        <w:rPr>
+          <w:lang w:val="pl-PL"/>
+        </w:rPr>
+        <w:t xml:space="preserve">-metru CRISON GLP 21+ została wyznaczona z pomiarów napięcia dla wzorców 4.01, 7.00, 9.21. Z uwzględnieniem dokładności przyrządu (±0.005 </w:t>
+      </w:r>
+      <w:proofErr w:type="spellStart"/>
+      <w:r>
+        <w:rPr>
+          <w:lang w:val="pl-PL"/>
+        </w:rPr>
+        <w:t>pH</w:t>
+      </w:r>
+      <w:proofErr w:type="spellEnd"/>
+      <w:r>
+        <w:rPr>
+          <w:lang w:val="pl-PL"/>
+        </w:rPr>
+        <w:t>) oraz błędu z regresji (</w:t>
+      </w:r>
+      <w:proofErr w:type="spellStart"/>
+      <w:r>
+        <w:rPr>
+          <w:lang w:val="pl-PL"/>
+        </w:rPr>
+        <w:t>Sy</w:t>
+      </w:r>
+      <w:proofErr w:type="spellEnd"/>
+      <w:r>
+        <w:rPr>
+          <w:lang w:val="pl-PL"/>
+        </w:rPr>
+        <w:t xml:space="preserve"> = 0.0655), wyliczono całkowitą niepewność standardową pomiarów (</w:t>
+      </w:r>
+      <w:proofErr w:type="spellStart"/>
+      <w:r>
+        <w:rPr>
+          <w:lang w:val="pl-PL"/>
+        </w:rPr>
+        <w:t>uc</w:t>
+      </w:r>
+      <w:proofErr w:type="spellEnd"/>
+      <w:r>
+        <w:rPr>
+          <w:lang w:val="pl-PL"/>
+        </w:rPr>
+        <w:t>).</w:t>
       </w:r>
     </w:p>
     <w:tbl>
@@ -1111,8 +1219,55 @@
             <w:tcW w:w="1440" w:type="dxa"/>
           </w:tcPr>
           <w:p>
+            <w:proofErr w:type="spellStart"/>
             <w:r>
               <w:t>Substancja</w:t>
+            </w:r>
+            <w:proofErr w:type="spellEnd"/>
+          </w:p>
+        </w:tc>
+        <w:tc>
+          <w:tcPr>
+            <w:tcW w:w="1440" w:type="dxa"/>
+          </w:tcPr>
+          <w:p>
+            <w:proofErr w:type="spellStart"/>
+            <w:r>
+              <w:t>Temperatura</w:t>
+            </w:r>
+            <w:proofErr w:type="spellEnd"/>
+            <w:r>
+              <w:t xml:space="preserve"> [°C]</w:t>
+            </w:r>
+          </w:p>
+        </w:tc>
+        <w:tc>
+          <w:tcPr>
+            <w:tcW w:w="1440" w:type="dxa"/>
+          </w:tcPr>
+          <w:p>
+            <w:proofErr w:type="spellStart"/>
+            <w:r>
+              <w:t>Potencjał</w:t>
+            </w:r>
+            <w:proofErr w:type="spellEnd"/>
+            <w:r>
+              <w:t xml:space="preserve"> [mV]</w:t>
+            </w:r>
+          </w:p>
+        </w:tc>
+        <w:tc>
+          <w:tcPr>
+            <w:tcW w:w="1440" w:type="dxa"/>
+          </w:tcPr>
+          <w:p>
+            <w:proofErr w:type="spellStart"/>
+            <w:r>
+              <w:t>Zmierzone</w:t>
+            </w:r>
+            <w:proofErr w:type="spellEnd"/>
+            <w:r>
+              <w:t xml:space="preserve"> pH</w:t>
             </w:r>
           </w:p>
         </w:tc>
@@ -1122,8 +1277,13 @@
           </w:tcPr>
           <w:p>
             <w:r>
-              <w:t>Temperatura [°C]</w:t>
+              <w:t xml:space="preserve">pH </w:t>
             </w:r>
+            <w:proofErr w:type="spellStart"/>
+            <w:r>
+              <w:t>wyznaczone</w:t>
+            </w:r>
+            <w:proofErr w:type="spellEnd"/>
           </w:p>
         </w:tc>
         <w:tc>
@@ -1131,38 +1291,13 @@
             <w:tcW w:w="1440" w:type="dxa"/>
           </w:tcPr>
           <w:p>
+            <w:proofErr w:type="spellStart"/>
             <w:r>
-              <w:t>Potencjał [mV]</w:t>
+              <w:t>Niepewność</w:t>
             </w:r>
-          </w:p>
-        </w:tc>
-        <w:tc>
-          <w:tcPr>
-            <w:tcW w:w="1440" w:type="dxa"/>
-          </w:tcPr>
-          <w:p>
+            <w:proofErr w:type="spellEnd"/>
             <w:r>
-              <w:t>Zmierzone pH</w:t>
-            </w:r>
-          </w:p>
-        </w:tc>
-        <w:tc>
-          <w:tcPr>
-            <w:tcW w:w="1440" w:type="dxa"/>
-          </w:tcPr>
-          <w:p>
-            <w:r>
-              <w:t>pH wyznaczone</w:t>
-            </w:r>
-          </w:p>
-        </w:tc>
-        <w:tc>
-          <w:tcPr>
-            <w:tcW w:w="1440" w:type="dxa"/>
-          </w:tcPr>
-          <w:p>
-            <w:r>
-              <w:t>Niepewność u(pH)</w:t>
+              <w:t xml:space="preserve"> u(pH)</w:t>
             </w:r>
           </w:p>
         </w:tc>
@@ -1421,9 +1556,11 @@
             <w:tcW w:w="1440" w:type="dxa"/>
           </w:tcPr>
           <w:p>
+            <w:proofErr w:type="spellStart"/>
             <w:r>
               <w:t>Wapno</w:t>
             </w:r>
+            <w:proofErr w:type="spellEnd"/>
           </w:p>
         </w:tc>
         <w:tc>
@@ -1483,9 +1620,11 @@
             <w:tcW w:w="1440" w:type="dxa"/>
           </w:tcPr>
           <w:p>
+            <w:proofErr w:type="spellStart"/>
             <w:r>
               <w:t>Mydło</w:t>
             </w:r>
+            <w:proofErr w:type="spellEnd"/>
           </w:p>
         </w:tc>
         <w:tc>
@@ -1587,9 +1726,11 @@
       <w:pPr>
         <w:pStyle w:val="Nagwek3"/>
       </w:pPr>
+      <w:proofErr w:type="spellStart"/>
       <w:r>
-        <w:t>4.2. Konduktometria</w:t>
+        <w:t>Konduktometria</w:t>
       </w:r>
+      <w:proofErr w:type="spellEnd"/>
     </w:p>
     <w:tbl>
       <w:tblPr>
@@ -1610,7 +1751,23 @@
           </w:tcPr>
           <w:p>
             <w:r>
-              <w:t>Obj. roztworu bazowego [ml]</w:t>
+              <w:t xml:space="preserve">Obj. </w:t>
+            </w:r>
+            <w:proofErr w:type="spellStart"/>
+            <w:r>
+              <w:t>roztworu</w:t>
+            </w:r>
+            <w:proofErr w:type="spellEnd"/>
+            <w:r>
+              <w:t xml:space="preserve"> </w:t>
+            </w:r>
+            <w:proofErr w:type="spellStart"/>
+            <w:r>
+              <w:t>bazowego</w:t>
+            </w:r>
+            <w:proofErr w:type="spellEnd"/>
+            <w:r>
+              <w:t xml:space="preserve"> [ml]</w:t>
             </w:r>
           </w:p>
         </w:tc>
@@ -1619,8 +1776,21 @@
             <w:tcW w:w="2160" w:type="dxa"/>
           </w:tcPr>
           <w:p>
+            <w:proofErr w:type="spellStart"/>
             <w:r>
-              <w:t>Stężenie względne (x)</w:t>
+              <w:t>Stężenie</w:t>
+            </w:r>
+            <w:proofErr w:type="spellEnd"/>
+            <w:r>
+              <w:t xml:space="preserve"> </w:t>
+            </w:r>
+            <w:proofErr w:type="spellStart"/>
+            <w:r>
+              <w:t>względne</w:t>
+            </w:r>
+            <w:proofErr w:type="spellEnd"/>
+            <w:r>
+              <w:t xml:space="preserve"> (x)</w:t>
             </w:r>
           </w:p>
         </w:tc>
@@ -1629,8 +1799,13 @@
             <w:tcW w:w="2160" w:type="dxa"/>
           </w:tcPr>
           <w:p>
+            <w:proofErr w:type="spellStart"/>
             <w:r>
-              <w:t>Przewodność CE [mS/cm]</w:t>
+              <w:t>Przewodność</w:t>
+            </w:r>
+            <w:proofErr w:type="spellEnd"/>
+            <w:r>
+              <w:t xml:space="preserve"> CE [mS/cm]</w:t>
             </w:r>
           </w:p>
         </w:tc>
@@ -1639,8 +1814,13 @@
             <w:tcW w:w="2160" w:type="dxa"/>
           </w:tcPr>
           <w:p>
+            <w:proofErr w:type="spellStart"/>
             <w:r>
-              <w:t>Zasolenie NaCl [mg/l]</w:t>
+              <w:t>Zasolenie</w:t>
+            </w:r>
+            <w:proofErr w:type="spellEnd"/>
+            <w:r>
+              <w:t xml:space="preserve"> NaCl [mg/l]</w:t>
             </w:r>
           </w:p>
         </w:tc>
@@ -1866,14 +2046,13 @@
         <w:rPr>
           <w:lang w:val="pl-PL"/>
         </w:rPr>
-        <w:t xml:space="preserve">Wykres przedstawia liniowy wzrost przewodności dla stężeń roztworu NaCl (pomijając 4 punkt - 20ml jako ewidentną anomalię/błąd gruby podczas wykonywania ćwiczenia - dla </w:t>
+        <w:t>Wykres przedstawia liniowy wzrost przewodności dla stężeń roztworu NaCl (pomijając 4 punkt - 20ml jako ewidentną anomalię/błąd gruby podczas wykonywania ćwiczenia - dla najwyższego stężenia urządzenia wskazało spadek zamiast wzrostu</w:t>
       </w:r>
       <w:r>
         <w:rPr>
           <w:lang w:val="pl-PL"/>
         </w:rPr>
-        <w:lastRenderedPageBreak/>
-        <w:t>najwyższego stężenia urządzenia wskazało spadek zamiast wzrostu, co jest fizycznie niemożliwe dla roztworu NaCl).</w:t>
+        <w:t>)</w:t>
       </w:r>
     </w:p>
     <w:p>
@@ -1886,19 +2065,7 @@
         <w:rPr>
           <w:lang w:val="pl-PL"/>
         </w:rPr>
-        <w:t>Analiza przewodnictwa wody wodociągowej (zgodnie z instrukcją - pkt 9 i 10):</w:t>
-      </w:r>
-    </w:p>
-    <w:p>
-      <w:pPr>
-        <w:rPr>
-          <w:lang w:val="pl-PL"/>
-        </w:rPr>
-      </w:pPr>
-      <w:r>
-        <w:rPr>
-          <w:lang w:val="pl-PL"/>
-        </w:rPr>
+        <w:lastRenderedPageBreak/>
         <w:t>Zgodnie z zasadą zachowania ładunku i addytywności przewodnictwa, mieszając wodę wodociągową z roztworem bazowym, uzyskujemy całkowite przewodnictwo CE, które liniowo zależy od stężenia względnego x (ilości roztworu bazowego). Równanie prostej interpolującej z pierwszych 3 punktów pomiarowych ma postać CE = 10.36x + 0.06. Współczynnik przesunięcia (wyraz wolny, czyli punkt na osi OY dla x=0) odpowiada teoretycznemu przewodnictwu samej wody wodociągowej (brak dodanego roztworu bazowego NaCl).</w:t>
       </w:r>
     </w:p>
@@ -1912,7 +2079,21 @@
         <w:rPr>
           <w:lang w:val="pl-PL"/>
         </w:rPr>
-        <w:t>Wartość wyznaczona z modelu teoretycznego: CE(model) = 0.06 mS/cm.</w:t>
+        <w:t xml:space="preserve">Wartość wyznaczona z modelu teoretycznego: 0.06 </w:t>
+      </w:r>
+      <w:proofErr w:type="spellStart"/>
+      <w:r>
+        <w:rPr>
+          <w:lang w:val="pl-PL"/>
+        </w:rPr>
+        <w:t>mS</w:t>
+      </w:r>
+      <w:proofErr w:type="spellEnd"/>
+      <w:r>
+        <w:rPr>
+          <w:lang w:val="pl-PL"/>
+        </w:rPr>
+        <w:t>/cm.</w:t>
       </w:r>
     </w:p>
     <w:p>
@@ -1925,7 +2106,35 @@
         <w:rPr>
           <w:lang w:val="pl-PL"/>
         </w:rPr>
-        <w:t>Ponieważ w pliku z wynikami brakowało bezpośredniego pomiaru przewodnictwa czystej wody wodociągowej, przyjmuje się referencyjną i uśrednioną wartość literaturową (lub odczytaną z podobnego pomiaru) na poziomie ok. 0.40 - 0.60 mS/cm. Niewielka wartość z modelu (0.06 mS/cm) względem typowej wody kranowej sugeruje, że albo wykorzystano do rozcieńczeń wodę częściowo demineralizowaną, albo wystąpił powtarzalny błąd systematyczny przy odczytach w dolnym zakresie skali przyrządu.</w:t>
+        <w:t xml:space="preserve">Ponieważ w pliku z wynikami brakowało bezpośredniego pomiaru przewodnictwa czystej wody wodociągowej, przyjmuje się referencyjną i uśrednioną wartość literaturową (lub odczytaną z podobnego pomiaru) na poziomie ok. 0.40 - 0.60 </w:t>
+      </w:r>
+      <w:proofErr w:type="spellStart"/>
+      <w:r>
+        <w:rPr>
+          <w:lang w:val="pl-PL"/>
+        </w:rPr>
+        <w:t>mS</w:t>
+      </w:r>
+      <w:proofErr w:type="spellEnd"/>
+      <w:r>
+        <w:rPr>
+          <w:lang w:val="pl-PL"/>
+        </w:rPr>
+        <w:t xml:space="preserve">/cm. Niewielka wartość z modelu (0.06 </w:t>
+      </w:r>
+      <w:proofErr w:type="spellStart"/>
+      <w:r>
+        <w:rPr>
+          <w:lang w:val="pl-PL"/>
+        </w:rPr>
+        <w:t>mS</w:t>
+      </w:r>
+      <w:proofErr w:type="spellEnd"/>
+      <w:r>
+        <w:rPr>
+          <w:lang w:val="pl-PL"/>
+        </w:rPr>
+        <w:t>/cm) względem typowej wody kranowej sugeruje, że albo wykorzystano do rozcieńczeń wodę częściowo demineralizowaną, albo wystąpił powtarzalny błąd systematyczny przy odczytach w dolnym zakresie skali przyrządu.</w:t>
       </w:r>
     </w:p>
     <w:p>
@@ -1935,12 +2144,14 @@
           <w:lang w:val="pl-PL"/>
         </w:rPr>
       </w:pPr>
+      <w:proofErr w:type="spellStart"/>
       <w:r>
         <w:rPr>
           <w:lang w:val="pl-PL"/>
         </w:rPr>
-        <w:t>4.3. Wiskozymetria</w:t>
+        <w:t>Wiskozymetria</w:t>
       </w:r>
+      <w:proofErr w:type="spellEnd"/>
     </w:p>
     <w:p>
       <w:r>
@@ -1958,8 +2169,45 @@
         </w:rPr>
         <w:t xml:space="preserve">) użyto gęstości d = 0.88 kg/dm³. </w:t>
       </w:r>
+      <w:proofErr w:type="spellStart"/>
       <w:r>
-        <w:t>Wyznaczono parametry dla równania Arrheniusa-Guzmana:</w:t>
+        <w:t>Wyznaczono</w:t>
+      </w:r>
+      <w:proofErr w:type="spellEnd"/>
+      <w:r>
+        <w:t xml:space="preserve"> </w:t>
+      </w:r>
+      <w:proofErr w:type="spellStart"/>
+      <w:r>
+        <w:t>parametry</w:t>
+      </w:r>
+      <w:proofErr w:type="spellEnd"/>
+      <w:r>
+        <w:t xml:space="preserve"> </w:t>
+      </w:r>
+      <w:proofErr w:type="spellStart"/>
+      <w:r>
+        <w:t>dla</w:t>
+      </w:r>
+      <w:proofErr w:type="spellEnd"/>
+      <w:r>
+        <w:t xml:space="preserve"> </w:t>
+      </w:r>
+      <w:proofErr w:type="spellStart"/>
+      <w:r>
+        <w:t>równania</w:t>
+      </w:r>
+      <w:proofErr w:type="spellEnd"/>
+      <w:r>
+        <w:t xml:space="preserve"> </w:t>
+      </w:r>
+      <w:proofErr w:type="spellStart"/>
+      <w:r>
+        <w:t>Arrheniusa-Guzmana</w:t>
+      </w:r>
+      <w:proofErr w:type="spellEnd"/>
+      <w:r>
+        <w:t>:</w:t>
       </w:r>
     </w:p>
     <w:p>
@@ -2023,7 +2271,6 @@
         <w:rPr>
           <w:lang w:val="pl-PL"/>
         </w:rPr>
-        <w:lastRenderedPageBreak/>
         <w:t>Ze wzrostem temperatury lepkość cieczy w sposób wyraźny maleje, co wynika ze wzrostu energii kinetycznej i łatwiejszego pokonywania oddziaływań międzycząsteczkowych przez strukturę oleju.</w:t>
       </w:r>
     </w:p>
